--- a/backend-exhibits/Dropbox to SharePoint Online Standard Plan - Standard Not Include.docx
+++ b/backend-exhibits/Dropbox to SharePoint Online Standard Plan - Standard Not Include.docx
@@ -51,7 +51,7 @@
                 <w:b/>
                 <w:sz w:val="21"/>
               </w:rPr>
-              <w:t xml:space="preserve">Out of scope Features for Standard Plan (DROPBOX TO SHAREPOINT </w:t>
+              <w:t xml:space="preserve">Out of scope Features for Basic Plan (DROPBOX TO SHAREPOINT </w:t>
             </w:r>
             <w:proofErr w:type="gramStart"/>
             <w:r>
@@ -208,7 +208,7 @@
                 <w:rFonts w:ascii="Arial" w:eastAsia="Arial" w:hAnsi="Arial" w:cs="Arial"/>
                 <w:sz w:val="21"/>
               </w:rPr>
-              <w:t>In the standard plan we are not providing unlimited delta</w:t>
+              <w:t>In the basic plan we are not providing unlimited delta</w:t>
             </w:r>
           </w:p>
         </w:tc>

--- a/backend-exhibits/Dropbox to SharePoint Online Standard Plan - Standard Not Include.docx
+++ b/backend-exhibits/Dropbox to SharePoint Online Standard Plan - Standard Not Include.docx
@@ -47,7 +47,7 @@
             </w:pPr>
             <w:r>
               <w:rPr>
-                <w:rFonts w:ascii="Arial" w:eastAsia="Arial" w:hAnsi="Arial" w:cs="Arial"/>
+                <w:rFonts w:ascii="Arial" w:hAnsi="Arial" w:cs="Arial" w:eastAsia="Arial"/>
                 <w:b/>
                 <w:sz w:val="21"/>
               </w:rPr>
@@ -56,7 +56,7 @@
             <w:proofErr w:type="gramStart"/>
             <w:r>
               <w:rPr>
-                <w:rFonts w:ascii="Arial" w:eastAsia="Arial" w:hAnsi="Arial" w:cs="Arial"/>
+                <w:rFonts w:ascii="Arial" w:hAnsi="Arial" w:cs="Arial" w:eastAsia="Arial"/>
                 <w:b/>
                 <w:sz w:val="21"/>
               </w:rPr>
@@ -86,7 +86,7 @@
             </w:pPr>
             <w:r>
               <w:rPr>
-                <w:rFonts w:ascii="Arial" w:eastAsia="Arial" w:hAnsi="Arial" w:cs="Arial"/>
+                <w:rFonts w:ascii="Arial" w:hAnsi="Arial" w:cs="Arial" w:eastAsia="Arial"/>
                 <w:b/>
                 <w:sz w:val="21"/>
               </w:rPr>
@@ -107,7 +107,7 @@
           <w:p>
             <w:r>
               <w:rPr>
-                <w:rFonts w:ascii="Arial" w:eastAsia="Arial" w:hAnsi="Arial" w:cs="Arial"/>
+                <w:rFonts w:ascii="Arial" w:hAnsi="Arial" w:cs="Arial" w:eastAsia="Arial"/>
                 <w:sz w:val="21"/>
               </w:rPr>
               <w:t>The system retains the addresses of links present within a file, which point to other files in the cloud. These links' addresses will be transformed into appropriate destination formats during Migration.</w:t>
@@ -135,7 +135,7 @@
             </w:pPr>
             <w:r>
               <w:rPr>
-                <w:rFonts w:ascii="Arial" w:eastAsia="Arial" w:hAnsi="Arial" w:cs="Arial"/>
+                <w:rFonts w:ascii="Arial" w:hAnsi="Arial" w:cs="Arial" w:eastAsia="Arial"/>
                 <w:b/>
                 <w:sz w:val="21"/>
               </w:rPr>
@@ -156,7 +156,7 @@
           <w:p>
             <w:r>
               <w:rPr>
-                <w:rFonts w:ascii="Arial" w:eastAsia="Arial" w:hAnsi="Arial" w:cs="Arial"/>
+                <w:rFonts w:ascii="Arial" w:hAnsi="Arial" w:cs="Arial" w:eastAsia="Arial"/>
                 <w:sz w:val="21"/>
               </w:rPr>
               <w:t>Dropbox Papers migration.</w:t>
@@ -184,7 +184,7 @@
             </w:pPr>
             <w:r>
               <w:rPr>
-                <w:rFonts w:ascii="Arial" w:eastAsia="Arial" w:hAnsi="Arial" w:cs="Arial"/>
+                <w:rFonts w:ascii="Arial" w:hAnsi="Arial" w:cs="Arial" w:eastAsia="Arial"/>
                 <w:b/>
                 <w:sz w:val="21"/>
               </w:rPr>
@@ -205,7 +205,7 @@
           <w:p>
             <w:r>
               <w:rPr>
-                <w:rFonts w:ascii="Arial" w:eastAsia="Arial" w:hAnsi="Arial" w:cs="Arial"/>
+                <w:rFonts w:ascii="Arial" w:hAnsi="Arial" w:cs="Arial" w:eastAsia="Arial"/>
                 <w:sz w:val="21"/>
               </w:rPr>
               <w:t>In the basic plan we are not providing unlimited delta</w:t>
@@ -233,7 +233,7 @@
             </w:pPr>
             <w:r>
               <w:rPr>
-                <w:rFonts w:ascii="Arial" w:eastAsia="Arial" w:hAnsi="Arial" w:cs="Arial"/>
+                <w:rFonts w:ascii="Arial" w:hAnsi="Arial" w:cs="Arial" w:eastAsia="Arial"/>
                 <w:b/>
                 <w:sz w:val="21"/>
               </w:rPr>
@@ -254,7 +254,7 @@
           <w:p>
             <w:r>
               <w:rPr>
-                <w:rFonts w:ascii="Arial" w:eastAsia="Arial" w:hAnsi="Arial" w:cs="Arial"/>
+                <w:rFonts w:ascii="Arial" w:hAnsi="Arial" w:cs="Arial" w:eastAsia="Arial"/>
                 <w:sz w:val="21"/>
               </w:rPr>
               <w:t>Migration of all file versions from source to destination.</w:t>
@@ -282,7 +282,7 @@
             </w:pPr>
             <w:r>
               <w:rPr>
-                <w:rFonts w:ascii="Arial" w:eastAsia="Arial" w:hAnsi="Arial" w:cs="Arial"/>
+                <w:rFonts w:ascii="Arial" w:hAnsi="Arial" w:cs="Arial" w:eastAsia="Arial"/>
                 <w:b/>
                 <w:sz w:val="21"/>
               </w:rPr>
@@ -303,7 +303,7 @@
           <w:p>
             <w:r>
               <w:rPr>
-                <w:rFonts w:ascii="Arial" w:eastAsia="Arial" w:hAnsi="Arial" w:cs="Arial"/>
+                <w:rFonts w:ascii="Arial" w:hAnsi="Arial" w:cs="Arial" w:eastAsia="Arial"/>
                 <w:sz w:val="21"/>
               </w:rPr>
               <w:t>Migration of selective versions of files from source to destination. If we opt for five, the last five versions will get migrates to the destination.</w:t>
@@ -331,7 +331,7 @@
             </w:pPr>
             <w:r>
               <w:rPr>
-                <w:rFonts w:ascii="Arial" w:eastAsia="Arial" w:hAnsi="Arial" w:cs="Arial"/>
+                <w:rFonts w:ascii="Arial" w:hAnsi="Arial" w:cs="Arial" w:eastAsia="Arial"/>
                 <w:b/>
                 <w:sz w:val="21"/>
               </w:rPr>
@@ -352,7 +352,7 @@
           <w:p>
             <w:r>
               <w:rPr>
-                <w:rFonts w:ascii="Arial" w:eastAsia="Arial" w:hAnsi="Arial" w:cs="Arial"/>
+                <w:rFonts w:ascii="Arial" w:hAnsi="Arial" w:cs="Arial" w:eastAsia="Arial"/>
                 <w:sz w:val="21"/>
               </w:rPr>
               <w:t>In Dropbox we can add tags on files, those tags will not Migrate.</w:t>
@@ -380,7 +380,7 @@
             </w:pPr>
             <w:r>
               <w:rPr>
-                <w:rFonts w:ascii="Arial" w:eastAsia="Arial" w:hAnsi="Arial" w:cs="Arial"/>
+                <w:rFonts w:ascii="Arial" w:hAnsi="Arial" w:cs="Arial" w:eastAsia="Arial"/>
                 <w:b/>
                 <w:sz w:val="21"/>
               </w:rPr>
@@ -401,7 +401,7 @@
           <w:p>
             <w:r>
               <w:rPr>
-                <w:rFonts w:ascii="Arial" w:eastAsia="Arial" w:hAnsi="Arial" w:cs="Arial"/>
+                <w:rFonts w:ascii="Arial" w:hAnsi="Arial" w:cs="Arial" w:eastAsia="Arial"/>
                 <w:sz w:val="21"/>
               </w:rPr>
               <w:t>In the Dropbox we can create web shortcuts. We are</w:t>
@@ -425,10 +425,10 @@
   <w:docDefaults>
     <w:rPrDefault>
       <w:rPr>
-        <w:rFonts w:asciiTheme="minorHAnsi" w:eastAsiaTheme="minorEastAsia" w:hAnsiTheme="minorHAnsi" w:cstheme="minorBidi"/>
+        <w:rFonts w:ascii="Arial" w:hAnsi="Arial" w:cs="Arial" w:eastAsia="Arial"/>
         <w:kern w:val="2"/>
-        <w:sz w:val="24"/>
-        <w:szCs w:val="24"/>
+        <w:sz w:val="21"/>
+        <w:szCs w:val="21"/>
         <w:lang w:val="en-IN" w:eastAsia="en-IN" w:bidi="ar-SA"/>
         <w14:ligatures w14:val="standardContextual"/>
       </w:rPr>
@@ -824,9 +824,9 @@
       <w:spacing w:line="259" w:lineRule="auto"/>
     </w:pPr>
     <w:rPr>
-      <w:rFonts w:ascii="Calibri" w:eastAsia="Calibri" w:hAnsi="Calibri" w:cs="Calibri"/>
+      <w:rFonts w:ascii="Arial" w:hAnsi="Arial" w:cs="Arial" w:eastAsia="Arial"/>
       <w:color w:val="000000"/>
-      <w:sz w:val="22"/>
+      <w:sz w:val="21"/>
     </w:rPr>
   </w:style>
   <w:style w:type="character" w:default="1" w:styleId="DefaultParagraphFont">
